--- a/Profiles/shashi/QA_Automation_Engineer/Nimbus_Telecom/Senior_SDET__20260719T090707Z/Resume.docx
+++ b/Profiles/shashi/QA_Automation_Engineer/Nimbus_Telecom/Senior_SDET__20260719T090707Z/Resume.docx
@@ -20,7 +20,7 @@
     </w:p>
     <w:p>
       <w:r>
-        <w:t>6+ years of experience as Senior QA Automation Engineer, tailored toward Senior SDET for Nimbus Telecom. Emphasizes verified strengths in Java, Jenkins, Selenium WebDriver, Git, Postman while staying aligned to the target job requirements.</w:t>
+        <w:t>5+ years of experience as Senior QA Automation Engineer, tailored toward Senior SDET for Nimbus Telecom. Emphasizes verified strengths in Java, Jenkins, Selenium WebDriver, Git, Postman while staying aligned to the target job requirements.</w:t>
       </w:r>
     </w:p>
     <w:p>
